--- a/Part-Two-Ch08-A-New-Birth-of-Freedom/Vicksburg.docx
+++ b/Part-Two-Ch08-A-New-Birth-of-Freedom/Vicksburg.docx
@@ -9,25 +9,22 @@
         <w:tblLook w:firstColumn="1" w:firstRow="1" w:lastColumn="0" w:lastRow="0" w:noHBand="0" w:noVBand="1" w:val="04A0"/>
       </w:tblPr>
       <w:tblGrid>
-        <w:gridCol w:w="9936"/>
+        <w:gridCol w:w="10224"/>
       </w:tblGrid>
       <w:tr>
         <w:tc>
           <w:tcPr>
-            <w:tcW w:type="dxa" w:w="9936"/>
+            <w:tcW w:type="dxa" w:w="10224"/>
             <w:shd w:val="clear" w:fill="B1442F"/>
           </w:tcPr>
           <w:p>
-            <w:pPr>
-              <w:jc w:val="left"/>
-            </w:pPr>
             <w:r>
               <w:rPr>
                 <w:b/>
                 <w:color w:val="FFE6DE"/>
                 <w:sz w:val="18"/>
               </w:rPr>
-              <w:t>CHAPTER 8 · DEEP DIVE · A HOUSE DIVIDED</w:t>
+              <w:t>PROMISE &amp; PRACTICE  ·  DEEP DIVE  ·  SOURCE ANALYSIS</w:t>
             </w:r>
           </w:p>
           <w:p>
@@ -35,18 +32,19 @@
               <w:rPr>
                 <w:b/>
                 <w:color w:val="FFFFFF"/>
-                <w:sz w:val="40"/>
+                <w:sz w:val="42"/>
               </w:rPr>
-              <w:t>Vicksburg</w:t>
+              <w:t>Vicksburg — A House Divided</w:t>
             </w:r>
           </w:p>
           <w:p>
             <w:r>
               <w:rPr>
+                <w:i/>
                 <w:color w:val="FFE6DE"/>
-                <w:sz w:val="21"/>
+                <w:sz w:val="22"/>
               </w:rPr>
-              <w:t>The fortress city on the bluffs that held the Mississippi — and the campaign that split the Confederacy in two. 1863.</w:t>
+              <w:t>Why One River City Decided a War</w:t>
             </w:r>
           </w:p>
         </w:tc>
@@ -64,7 +62,7 @@
         <w:rPr>
           <w:sz w:val="21"/>
         </w:rPr>
-        <w:t xml:space="preserve">__________________________    </w:t>
+        <w:t xml:space="preserve">______________________________    </w:t>
       </w:r>
       <w:r>
         <w:rPr>
@@ -90,30 +88,190 @@
         <w:rPr>
           <w:sz w:val="21"/>
         </w:rPr>
-        <w:t>______________</w:t>
+        <w:t>________________</w:t>
+      </w:r>
+    </w:p>
+    <w:tbl>
+      <w:tblPr>
+        <w:tblW w:type="auto" w:w="0"/>
+        <w:tblLayout w:type="autofit"/>
+        <w:tblLook w:firstColumn="1" w:firstRow="1" w:lastColumn="0" w:lastRow="0" w:noHBand="0" w:noVBand="1" w:val="04A0"/>
+      </w:tblPr>
+      <w:tblGrid>
+        <w:gridCol w:w="10224"/>
+      </w:tblGrid>
+      <w:tr>
+        <w:tc>
+          <w:tcPr>
+            <w:tcW w:type="dxa" w:w="10224"/>
+            <w:shd w:val="clear" w:fill="f4c04e"/>
+          </w:tcPr>
+          <w:p>
+            <w:r>
+              <w:rPr>
+                <w:b/>
+                <w:color w:val="5A4512"/>
+                <w:sz w:val="19"/>
+              </w:rPr>
+              <w:t xml:space="preserve">WHAT I CAN DO TODAY   </w:t>
+            </w:r>
+            <w:r>
+              <w:rPr>
+                <w:color w:val="5A4512"/>
+                <w:sz w:val="21"/>
+              </w:rPr>
+              <w:t>I can read primary sources about Vicksburg — A House Divided, weigh who made each one and why, and use evidence to answer historical questions.</w:t>
+            </w:r>
+          </w:p>
+        </w:tc>
+      </w:tr>
+    </w:tbl>
+    <w:p>
+      <w:r>
+        <w:rPr>
+          <w:b/>
+          <w:color w:val="B1442F"/>
+        </w:rPr>
+        <w:t xml:space="preserve">Directions. </w:t>
+      </w:r>
+      <w:r>
+        <w:rPr>
+          <w:sz w:val="22"/>
+        </w:rPr>
+        <w:t>Geography shapes history. Use the map and the sources to explain why Vicksburg mattered far beyond its size</w:t>
       </w:r>
     </w:p>
     <w:p/>
     <w:p>
       <w:r>
         <w:rPr>
+          <w:b/>
+          <w:color w:val="B1442F"/>
+          <w:sz w:val="26"/>
+        </w:rPr>
+        <w:t>THE SOURCES</w:t>
+      </w:r>
+    </w:p>
+    <w:p>
+      <w:pPr>
+        <w:spacing w:before="160"/>
+      </w:pPr>
+      <w:r>
+        <w:rPr>
+          <w:b/>
+          <w:color w:val="1C1714"/>
+          <w:sz w:val="23"/>
+        </w:rPr>
+        <w:t>THE IMAGE · 1863  —  Running the batteries at Vicksburg</w:t>
+      </w:r>
+    </w:p>
+    <w:p>
+      <w:pPr>
+        <w:jc w:val="center"/>
+      </w:pPr>
+      <w:r>
+        <w:drawing>
+          <wp:inline xmlns:a="http://schemas.openxmlformats.org/drawingml/2006/main" xmlns:pic="http://schemas.openxmlformats.org/drawingml/2006/picture">
+            <wp:extent cx="3931920" cy="2795349"/>
+            <wp:docPr id="1" name="Picture 1"/>
+            <wp:cNvGraphicFramePr>
+              <a:graphicFrameLocks noChangeAspect="1"/>
+            </wp:cNvGraphicFramePr>
+            <a:graphic>
+              <a:graphicData uri="http://schemas.openxmlformats.org/drawingml/2006/picture">
+                <pic:pic>
+                  <pic:nvPicPr>
+                    <pic:cNvPr id="0" name="image.jpg"/>
+                    <pic:cNvPicPr/>
+                  </pic:nvPicPr>
+                  <pic:blipFill>
+                    <a:blip r:embed="rId9"/>
+                    <a:stretch>
+                      <a:fillRect/>
+                    </a:stretch>
+                  </pic:blipFill>
+                  <pic:spPr>
+                    <a:xfrm>
+                      <a:off x="0" y="0"/>
+                      <a:ext cx="3931920" cy="2795349"/>
+                    </a:xfrm>
+                    <a:prstGeom prst="rect"/>
+                  </pic:spPr>
+                </pic:pic>
+              </a:graphicData>
+            </a:graphic>
+          </wp:inline>
+        </w:drawing>
+      </w:r>
+    </w:p>
+    <w:p>
+      <w:pPr>
+        <w:ind w:left="432"/>
+      </w:pPr>
+      <w:r>
+        <w:rPr>
           <w:i/>
           <w:color w:val="1C1714"/>
           <w:sz w:val="22"/>
         </w:rPr>
-        <w:t>The fortress city on the bluffs that held the Mississippi — and the campaign that split the Confederacy in two. 1863.</w:t>
+        <w:t>Vicksburg sat on bluffs high above a hairpin bend in the river — its guns could hit any boat that tried to pass. That is why the Union had to take the city, not just sail by it</w:t>
+      </w:r>
+    </w:p>
+    <w:p>
+      <w:r>
+        <w:rPr>
+          <w:color w:val="6A6256"/>
+          <w:sz w:val="17"/>
+        </w:rPr>
+        <w:t>“Admiral Porter’s fleet running the rebel blockade of the Mississippi at Vicksburg, April 16, 1863” — lithograph, Currier &amp; Ives, public domain (Library of Congress).</w:t>
       </w:r>
     </w:p>
     <w:p>
       <w:pPr>
-        <w:spacing w:after="80"/>
+        <w:spacing w:before="160"/>
       </w:pPr>
       <w:r>
         <w:rPr>
+          <w:b/>
           <w:color w:val="1C1714"/>
           <w:sz w:val="23"/>
         </w:rPr>
-        <w:t>Why can control of a single river decide the fate of a nation?</w:t>
+        <w:t>SOURCE · ABRAHAM LINCOLN · 1863  —  “The Father of Waters”</w:t>
+      </w:r>
+    </w:p>
+    <w:p>
+      <w:pPr>
+        <w:ind w:left="432"/>
+      </w:pPr>
+      <w:r>
+        <w:rPr>
+          <w:i/>
+          <w:color w:val="1C1714"/>
+          <w:sz w:val="22"/>
+        </w:rPr>
+        <w:t>“The Father of Waters again goes unvexed to the sea. … The job was a great national one, and let none be banned who bore an honorable part in it.”</w:t>
+        <w:br/>
+        <w:t>— President Abraham Lincoln, letter, August 1863. Public domain</w:t>
+      </w:r>
+    </w:p>
+    <w:p>
+      <w:r>
+        <w:rPr>
+          <w:color w:val="6A6256"/>
+          <w:sz w:val="17"/>
+        </w:rPr>
+        <w:t>— President Abraham Lincoln, letter, August 1863. Public domain.</w:t>
+      </w:r>
+    </w:p>
+    <w:p/>
+    <w:p>
+      <w:r>
+        <w:rPr>
+          <w:b/>
+          <w:color w:val="B1442F"/>
+          <w:sz w:val="26"/>
+        </w:rPr>
+        <w:t>YOUR WORK</w:t>
       </w:r>
     </w:p>
     <w:p>
@@ -123,54 +281,65 @@
       <w:r>
         <w:rPr>
           <w:b/>
-          <w:color w:val="B1442F"/>
-          <w:sz w:val="28"/>
+          <w:color w:val="FFFFFF"/>
+          <w:sz w:val="20"/>
+          <w:shd w:val="clear" w:fill="B1442F"/>
         </w:rPr>
-        <w:t>Why the River Mattered</w:t>
+        <w:t xml:space="preserve">  QUESTION 1  </w:t>
+      </w:r>
+      <w:r>
+        <w:rPr>
+          <w:b/>
+          <w:color w:val="6A6256"/>
+          <w:sz w:val="18"/>
+        </w:rPr>
+        <w:t xml:space="preserve">   STEP 1 · READ THE GEOGRAPHY</w:t>
       </w:r>
     </w:p>
     <w:p>
       <w:r>
         <w:rPr>
-          <w:b/>
-          <w:color w:val="6A6256"/>
-          <w:sz w:val="17"/>
+          <w:b w:val="0"/>
+          <w:color w:val="1C1714"/>
+          <w:sz w:val="23"/>
         </w:rPr>
-        <w:t>“THE GIBRALTAR OF THE CONFEDERACY”</w:t>
+        <w:t>Using the lesson and the image, explain why Vicksburg's location made it so important. What could its guns do, and why couldn't the Union just sail past?</w:t>
       </w:r>
     </w:p>
     <w:p>
       <w:pPr>
-        <w:spacing w:after="80"/>
+        <w:spacing w:after="120"/>
       </w:pPr>
       <w:r>
         <w:rPr>
-          <w:color w:val="1C1714"/>
-          <w:sz w:val="23"/>
+          <w:color w:val="9A9286"/>
+          <w:sz w:val="22"/>
         </w:rPr>
-        <w:t>The Mississippi River was the spine of the continent — the highway for crops, troops, and trade. From the start, the Union's Anaconda Plan aimed to seize it and cut the Confederacy in half.</w:t>
+        <w:t>____________________________________________________________________________________________</w:t>
       </w:r>
     </w:p>
     <w:p>
       <w:pPr>
-        <w:spacing w:after="80"/>
+        <w:spacing w:after="120"/>
       </w:pPr>
       <w:r>
         <w:rPr>
-          <w:color w:val="1C1714"/>
-          <w:sz w:val="23"/>
+          <w:color w:val="9A9286"/>
+          <w:sz w:val="22"/>
         </w:rPr>
-        <w:t>By 1863 the Union held both ends of the river. Only one great obstacle remained: Vicksburg, Mississippi, a city on high bluffs whose cannon commanded the water below. As long as Vicksburg held, the Confederacy was still whole.</w:t>
+        <w:t>____________________________________________________________________________________________</w:t>
       </w:r>
     </w:p>
     <w:p>
+      <w:pPr>
+        <w:spacing w:after="120"/>
+      </w:pPr>
       <w:r>
         <w:rPr>
-          <w:i/>
-          <w:color w:val="6A6256"/>
-          <w:sz w:val="17"/>
+          <w:color w:val="9A9286"/>
+          <w:sz w:val="22"/>
         </w:rPr>
-        <w:t>“Admiral Porter’s fleet running the rebel blockade of the Mississippi at Vicksburg, April 16, 1863” — lithograph, Currier &amp; Ives, public domain (Library of Congress).</w:t>
+        <w:t>____________________________________________________________________________________________</w:t>
       </w:r>
     </w:p>
     <w:p>
@@ -180,40 +349,77 @@
       <w:r>
         <w:rPr>
           <w:b/>
-          <w:color w:val="B1442F"/>
-          <w:sz w:val="28"/>
+          <w:color w:val="FFFFFF"/>
+          <w:sz w:val="20"/>
+          <w:shd w:val="clear" w:fill="B1442F"/>
         </w:rPr>
-        <w:t>Running the Batteries</w:t>
+        <w:t xml:space="preserve">  QUESTION 2  </w:t>
+      </w:r>
+      <w:r>
+        <w:rPr>
+          <w:b/>
+          <w:color w:val="6A6256"/>
+          <w:sz w:val="18"/>
+        </w:rPr>
+        <w:t xml:space="preserve">   STEP 2 · WHAT CONTROL MEANT</w:t>
       </w:r>
     </w:p>
     <w:p>
       <w:r>
         <w:rPr>
-          <w:b/>
-          <w:color w:val="6A6256"/>
-          <w:sz w:val="17"/>
+          <w:b w:val="0"/>
+          <w:color w:val="1C1714"/>
+          <w:sz w:val="23"/>
         </w:rPr>
-        <w:t>APRIL 16, 1863</w:t>
+        <w:t>When Lincoln said “the Father of Waters again goes unvexed to the sea,” he meant that —</w:t>
       </w:r>
     </w:p>
     <w:p>
+      <w:pPr>
+        <w:spacing w:after="40"/>
+        <w:ind w:left="432"/>
+      </w:pPr>
       <w:r>
         <w:rPr>
-          <w:i/>
-          <w:color w:val="1C1714"/>
           <w:sz w:val="22"/>
         </w:rPr>
-        <w:t>Admiral David Porter ran his gunboats straight past Vicksburg's guns at night — a daring gamble that put the Union fleet below the city and set Grant's campaign in motion.</w:t>
+        <w:t>☐  A.  the river had flooded</w:t>
       </w:r>
     </w:p>
     <w:p>
+      <w:pPr>
+        <w:spacing w:after="40"/>
+        <w:ind w:left="432"/>
+      </w:pPr>
       <w:r>
         <w:rPr>
-          <w:i/>
-          <w:color w:val="6A6256"/>
-          <w:sz w:val="17"/>
+          <w:sz w:val="22"/>
         </w:rPr>
-        <w:t>“Admiral Porter's fleet running the rebel blockade of the Mississippi at Vicksburg, April 16, 1863” — lithograph, Currier &amp; Ives, public domain (Library of Congress).</w:t>
+        <w:t>☐  B.  the Union now controlled the entire Mississippi, splitting the Confederacy</w:t>
+      </w:r>
+    </w:p>
+    <w:p>
+      <w:pPr>
+        <w:spacing w:after="40"/>
+        <w:ind w:left="432"/>
+      </w:pPr>
+      <w:r>
+        <w:rPr>
+          <w:sz w:val="22"/>
+        </w:rPr>
+        <w:t>☐  C.  the Confederacy had captured New Orleans</w:t>
+      </w:r>
+    </w:p>
+    <w:p>
+      <w:pPr>
+        <w:spacing w:after="40"/>
+        <w:ind w:left="432"/>
+      </w:pPr>
+      <w:r>
+        <w:rPr>
+          <w:sz w:val="22"/>
+        </w:rPr>
+        <w:t>☐  D.  the war was over</w:t>
       </w:r>
     </w:p>
     <w:p>
@@ -223,54 +429,77 @@
       <w:r>
         <w:rPr>
           <w:b/>
-          <w:color w:val="B1442F"/>
-          <w:sz w:val="28"/>
+          <w:color w:val="FFFFFF"/>
+          <w:sz w:val="20"/>
+          <w:shd w:val="clear" w:fill="B1442F"/>
         </w:rPr>
-        <w:t>A Bold March</w:t>
+        <w:t xml:space="preserve">  QUESTION 3  </w:t>
+      </w:r>
+      <w:r>
+        <w:rPr>
+          <w:b/>
+          <w:color w:val="6A6256"/>
+          <w:sz w:val="18"/>
+        </w:rPr>
+        <w:t xml:space="preserve">   STEP 3 · SIGNIFICANCE</w:t>
       </w:r>
     </w:p>
     <w:p>
       <w:r>
         <w:rPr>
-          <w:b/>
-          <w:color w:val="6A6256"/>
-          <w:sz w:val="17"/>
+          <w:b w:val="0"/>
+          <w:color w:val="1C1714"/>
+          <w:sz w:val="23"/>
         </w:rPr>
-        <w:t>GRANT'S GAMBLE</w:t>
+        <w:t>Vicksburg fell on July 4, 1863 — the day after Gettysburg. In two or three sentences, explain why historians call this single week the turning point of the war. What did each victory accomplish?</w:t>
       </w:r>
     </w:p>
     <w:p>
       <w:pPr>
-        <w:spacing w:after="80"/>
+        <w:spacing w:after="120"/>
       </w:pPr>
       <w:r>
         <w:rPr>
-          <w:color w:val="1C1714"/>
-          <w:sz w:val="23"/>
+          <w:color w:val="9A9286"/>
+          <w:sz w:val="22"/>
         </w:rPr>
-        <w:t>General Ulysses S. Grant did something risky: he cut loose from his supply lines, marched his army down the far side of the river, crossed below the city, and lived off the land as he drove inland.</w:t>
+        <w:t>____________________________________________________________________________________________</w:t>
       </w:r>
     </w:p>
     <w:p>
       <w:pPr>
-        <w:spacing w:after="80"/>
+        <w:spacing w:after="120"/>
       </w:pPr>
       <w:r>
         <w:rPr>
-          <w:color w:val="1C1714"/>
-          <w:sz w:val="23"/>
+          <w:color w:val="9A9286"/>
+          <w:sz w:val="22"/>
         </w:rPr>
-        <w:t>He won a string of battles, captured the state capital at Jackson, and then turned back west to trap the Confederate army inside Vicksburg itself. When direct assaults failed, Grant settled in for a siege.</w:t>
+        <w:t>____________________________________________________________________________________________</w:t>
       </w:r>
     </w:p>
     <w:p>
+      <w:pPr>
+        <w:spacing w:after="120"/>
+      </w:pPr>
       <w:r>
         <w:rPr>
-          <w:i/>
-          <w:color w:val="6A6256"/>
-          <w:sz w:val="17"/>
+          <w:color w:val="9A9286"/>
+          <w:sz w:val="22"/>
         </w:rPr>
-        <w:t>“Siege of Vicksburg, 1863” — chromolithograph, Kurz &amp; Allison, public domain (Library of Congress).</w:t>
+        <w:t>____________________________________________________________________________________________</w:t>
+      </w:r>
+    </w:p>
+    <w:p>
+      <w:pPr>
+        <w:spacing w:after="120"/>
+      </w:pPr>
+      <w:r>
+        <w:rPr>
+          <w:color w:val="9A9286"/>
+          <w:sz w:val="22"/>
+        </w:rPr>
+        <w:t>____________________________________________________________________________________________</w:t>
       </w:r>
     </w:p>
     <w:p>
@@ -280,169 +509,79 @@
       <w:r>
         <w:rPr>
           <w:b/>
-          <w:color w:val="B1442F"/>
-          <w:sz w:val="28"/>
+          <w:color w:val="FFFFFF"/>
+          <w:sz w:val="20"/>
+          <w:shd w:val="clear" w:fill="B1442F"/>
         </w:rPr>
-        <w:t>47 days</w:t>
+        <w:t xml:space="preserve">  QUESTION 4  </w:t>
+      </w:r>
+      <w:r>
+        <w:rPr>
+          <w:b/>
+          <w:color w:val="6A6256"/>
+          <w:sz w:val="18"/>
+        </w:rPr>
+        <w:t xml:space="preserve">   STEP 4 · MAKE THE JUDGMENT</w:t>
       </w:r>
     </w:p>
     <w:p>
       <w:r>
         <w:rPr>
-          <w:b/>
-          <w:color w:val="6A6256"/>
-          <w:sz w:val="17"/>
+          <w:b w:val="0"/>
+          <w:color w:val="1C1714"/>
+          <w:sz w:val="23"/>
         </w:rPr>
-        <w:t>THE SIEGE</w:t>
+        <w:t>Some historians argue Vicksburg mattered more than Gettysburg, because it permanently split the Confederacy. Do you agree? Take a position and defend it with evidence from the lesson.</w:t>
       </w:r>
     </w:p>
     <w:p>
       <w:pPr>
-        <w:spacing w:after="80"/>
+        <w:spacing w:after="120"/>
       </w:pPr>
       <w:r>
         <w:rPr>
-          <w:color w:val="1C1714"/>
-          <w:sz w:val="23"/>
+          <w:color w:val="9A9286"/>
+          <w:sz w:val="22"/>
         </w:rPr>
-        <w:t>For 47 days the Union army and Porter's gunboats pounded Vicksburg while cutting off all food. Soldiers and civilians alike were trapped. Families dug caves into the hillsides to survive the shelling; people ate mules, rats, and shoe leather.</w:t>
+        <w:t>____________________________________________________________________________________________</w:t>
       </w:r>
     </w:p>
     <w:p>
       <w:pPr>
-        <w:spacing w:after="80"/>
+        <w:spacing w:after="120"/>
       </w:pPr>
       <w:r>
         <w:rPr>
-          <w:color w:val="1C1714"/>
-          <w:sz w:val="23"/>
+          <w:color w:val="9A9286"/>
+          <w:sz w:val="22"/>
         </w:rPr>
-        <w:t>On July 4, 1863 — the day after Gettysburg ended — the starving city surrendered. Some 29,000 Confederate soldiers laid down their arms.</w:t>
-      </w:r>
-    </w:p>
-    <w:p>
-      <w:r>
-        <w:rPr>
-          <w:i/>
-          <w:color w:val="6A6256"/>
-          <w:sz w:val="17"/>
-        </w:rPr>
-        <w:t>Turning points, 1863–65 — map, © ShadowDog Digital Studios (SDS Digital Collection).</w:t>
-      </w:r>
-    </w:p>
-    <w:p>
-      <w:r>
-        <w:rPr>
-          <w:b/>
-          <w:color w:val="6A6256"/>
-          <w:sz w:val="17"/>
-        </w:rPr>
-        <w:t>ABRAHAM LINCOLN, ON THE FALL OF VICKSBURG</w:t>
+        <w:t>____________________________________________________________________________________________</w:t>
       </w:r>
     </w:p>
     <w:p>
       <w:pPr>
-        <w:spacing w:after="80"/>
+        <w:spacing w:after="120"/>
       </w:pPr>
       <w:r>
         <w:rPr>
-          <w:color w:val="1C1714"/>
-          <w:sz w:val="23"/>
+          <w:color w:val="9A9286"/>
+          <w:sz w:val="22"/>
         </w:rPr>
-        <w:t>The Father of Waters again goes unvexed to the sea.</w:t>
+        <w:t>____________________________________________________________________________________________</w:t>
       </w:r>
     </w:p>
     <w:p>
       <w:pPr>
-        <w:spacing w:before="200"/>
+        <w:spacing w:after="120"/>
       </w:pPr>
       <w:r>
         <w:rPr>
-          <w:b/>
-          <w:color w:val="B1442F"/>
-          <w:sz w:val="28"/>
+          <w:color w:val="9A9286"/>
+          <w:sz w:val="22"/>
         </w:rPr>
-        <w:t>A Confederacy Cut in Two</w:t>
+        <w:t>____________________________________________________________________________________________</w:t>
       </w:r>
     </w:p>
-    <w:p>
-      <w:r>
-        <w:rPr>
-          <w:b/>
-          <w:color w:val="6A6256"/>
-          <w:sz w:val="17"/>
-        </w:rPr>
-        <w:t>WHY IT MATTERS</w:t>
-      </w:r>
-    </w:p>
-    <w:p>
-      <w:pPr>
-        <w:spacing w:after="80"/>
-      </w:pPr>
-      <w:r>
-        <w:rPr>
-          <w:color w:val="1C1714"/>
-          <w:sz w:val="23"/>
-        </w:rPr>
-        <w:t>With Vicksburg taken, the Union controlled the entire Mississippi. Texas, Arkansas, and most of Louisiana were sliced off from the rest of the Confederacy — their men and supplies now cut off from the war in the East.</w:t>
-      </w:r>
-    </w:p>
-    <w:p>
-      <w:pPr>
-        <w:spacing w:after="80"/>
-      </w:pPr>
-      <w:r>
-        <w:rPr>
-          <w:color w:val="1C1714"/>
-          <w:sz w:val="23"/>
-        </w:rPr>
-        <w:t>Coming the very same week as Gettysburg, Vicksburg made the first week of July 1863 the great turning point of the war. The Confederacy would fight on for two more years, but it could no longer win.</w:t>
-      </w:r>
-    </w:p>
-    <w:p>
-      <w:r>
-        <w:rPr>
-          <w:i/>
-          <w:color w:val="6A6256"/>
-          <w:sz w:val="17"/>
-        </w:rPr>
-        <w:t>“Siege of Vicksburg, 1863” — chromolithograph, Kurz &amp; Allison, public domain (Library of Congress).</w:t>
-      </w:r>
-    </w:p>
-    <w:p>
-      <w:pPr>
-        <w:spacing w:before="200"/>
-      </w:pPr>
-      <w:r>
-        <w:rPr>
-          <w:b/>
-          <w:color w:val="B1442F"/>
-          <w:sz w:val="28"/>
-        </w:rPr>
-        <w:t>Read the Map</w:t>
-      </w:r>
-    </w:p>
-    <w:p>
-      <w:r>
-        <w:rPr>
-          <w:b/>
-          <w:color w:val="6A6256"/>
-          <w:sz w:val="17"/>
-        </w:rPr>
-        <w:t>YOUR TURN</w:t>
-      </w:r>
-    </w:p>
-    <w:p>
-      <w:r>
-        <w:rPr>
-          <w:i/>
-          <w:color w:val="1C1714"/>
-          <w:sz w:val="22"/>
-        </w:rPr>
-        <w:t>You'll use a map of the Mississippi and Lincoln's own words to practice geographic reasoning and historical significance — explaining why one river city mattered so much.</w:t>
-      </w:r>
-    </w:p>
-    <w:p/>
     <w:p>
       <w:pPr>
         <w:jc w:val="center"/>
@@ -455,9 +594,160 @@
         <w:t>Promise &amp; Practice · ShadowDog Digital Studios · Unit 2</w:t>
       </w:r>
     </w:p>
+    <w:p>
+      <w:r>
+        <w:br w:type="page"/>
+      </w:r>
+    </w:p>
+    <w:tbl>
+      <w:tblPr>
+        <w:tblW w:type="auto" w:w="0"/>
+        <w:tblLayout w:type="autofit"/>
+        <w:tblLook w:firstColumn="1" w:firstRow="1" w:lastColumn="0" w:lastRow="0" w:noHBand="0" w:noVBand="1" w:val="04A0"/>
+      </w:tblPr>
+      <w:tblGrid>
+        <w:gridCol w:w="10224"/>
+      </w:tblGrid>
+      <w:tr>
+        <w:tc>
+          <w:tcPr>
+            <w:tcW w:type="dxa" w:w="10224"/>
+            <w:shd w:val="clear" w:fill="2c2219"/>
+          </w:tcPr>
+          <w:p>
+            <w:r>
+              <w:rPr>
+                <w:b/>
+                <w:color w:val="F0A184"/>
+                <w:sz w:val="28"/>
+              </w:rPr>
+              <w:t>TEACHER ANSWER KEY  —  Vicksburg — A House Divided</w:t>
+            </w:r>
+          </w:p>
+        </w:tc>
+      </w:tr>
+    </w:tbl>
+    <w:p/>
+    <w:p>
+      <w:r>
+        <w:rPr>
+          <w:b/>
+          <w:color w:val="B1442F"/>
+          <w:sz w:val="22"/>
+        </w:rPr>
+        <w:t xml:space="preserve">QUESTION 1:  </w:t>
+      </w:r>
+      <w:r>
+        <w:rPr>
+          <w:sz w:val="22"/>
+        </w:rPr>
+        <w:t>Open response.</w:t>
+      </w:r>
+    </w:p>
+    <w:p>
+      <w:pPr>
+        <w:ind w:left="432"/>
+      </w:pPr>
+      <w:r>
+        <w:rPr>
+          <w:i/>
+          <w:color w:val="6A6256"/>
+          <w:sz w:val="21"/>
+        </w:rPr>
+        <w:t>Look for a response along the lines of: “Vicksburg sat on… Its guns could… so the Union had to…”</w:t>
+      </w:r>
+    </w:p>
+    <w:p>
+      <w:r>
+        <w:rPr>
+          <w:b/>
+          <w:color w:val="B1442F"/>
+          <w:sz w:val="22"/>
+        </w:rPr>
+        <w:t xml:space="preserve">QUESTION 2:  </w:t>
+      </w:r>
+      <w:r>
+        <w:rPr>
+          <w:b/>
+          <w:sz w:val="22"/>
+        </w:rPr>
+        <w:t>Correct — B. the Union now controlled the entire Mississippi, splitting the Confederacy</w:t>
+      </w:r>
+    </w:p>
+    <w:p>
+      <w:pPr>
+        <w:ind w:left="432"/>
+      </w:pPr>
+      <w:r>
+        <w:rPr>
+          <w:i/>
+          <w:color w:val="6A6256"/>
+          <w:sz w:val="21"/>
+        </w:rPr>
+        <w:t>Right. With Vicksburg taken, the Union controlled the whole Mississippi, so Union boats could travel it freely (“unvexed”) — and the Confederacy was split in two.</w:t>
+      </w:r>
+    </w:p>
+    <w:p>
+      <w:r>
+        <w:rPr>
+          <w:b/>
+          <w:color w:val="B1442F"/>
+          <w:sz w:val="22"/>
+        </w:rPr>
+        <w:t xml:space="preserve">QUESTION 3:  </w:t>
+      </w:r>
+      <w:r>
+        <w:rPr>
+          <w:sz w:val="22"/>
+        </w:rPr>
+        <w:t>Open response.</w:t>
+      </w:r>
+    </w:p>
+    <w:p>
+      <w:pPr>
+        <w:ind w:left="432"/>
+      </w:pPr>
+      <w:r>
+        <w:rPr>
+          <w:i/>
+          <w:color w:val="6A6256"/>
+          <w:sz w:val="21"/>
+        </w:rPr>
+        <w:t>Look for a response along the lines of: “Gettysburg… while Vicksburg…. Together they…”</w:t>
+      </w:r>
+    </w:p>
+    <w:p>
+      <w:r>
+        <w:rPr>
+          <w:b/>
+          <w:color w:val="B1442F"/>
+          <w:sz w:val="22"/>
+        </w:rPr>
+        <w:t xml:space="preserve">QUESTION 4:  </w:t>
+      </w:r>
+      <w:r>
+        <w:rPr>
+          <w:sz w:val="22"/>
+        </w:rPr>
+        <w:t>Open response.</w:t>
+      </w:r>
+    </w:p>
+    <w:p>
+      <w:pPr>
+        <w:ind w:left="432"/>
+      </w:pPr>
+      <w:r>
+        <w:rPr>
+          <w:i/>
+          <w:color w:val="6A6256"/>
+          <w:sz w:val="21"/>
+        </w:rPr>
+        <w:t>Look for a response along the lines of: “I think ___ mattered more because…”</w:t>
+      </w:r>
+    </w:p>
     <w:sectPr>
       <w:pgSz w:w="12240" w:h="15840"/>
-      <w:pgMar w:top="1152" w:right="1152" w:bottom="1152" w:left="1152" w:header="720" w:footer="720" w:gutter="0"/>
+      <w:pgMar w:top="1008" w:right="1008" w:bottom="1008" w:left="1008" w:header="720" w:footer="720" w:gutter="0"/>
       <w:cols w:space="720"/>
       <w:docGrid w:linePitch="360"/>
     </w:sectPr>
